--- a/data/ai_paras/AI_para_47.docx
+++ b/data/ai_paras/AI_para_47.docx
@@ -4,7 +4,7 @@
   <w:body>
     <w:p>
       <w:r>
-        <w:t>Moreover, public-private partnerships play a crucial role in the successful implementation and maintenance of urban green spaces. These collaborations can alleviate financial burdens on municipal budgets by leveraging private investments for the development and upkeep of green infrastructure. For instance, Jabbar et al. highlight that well-managed green spaces, funded through such partnerships, can enhance environmental well-being by improving air quality and supporting biodiversity (Ref-f133256). These partnerships not only provide financial resources but also foster innovative solutions and community engagement, resulting in sustainable urban development. By integrating the expertise and resources of both public and private sectors, cities can create multifunctional green spaces that address air pollution effectively and promote human well-being.</w:t>
+        <w:t>Analyzing the research findings on pollution levels before and after the implementation of green space interventions reveals notable trends in air quality improvement. The data indicates a consistent reduction in PM2.5 concentrations, with urban areas experiencing a 5% decrease in pollutant levels following a 10% increase in green space coverage (Ref-f896685). This correlation underscores the effectiveness of trees and shrubs, which, as per Liang and Gong, exhibit higher pollutant absorption rates compared to grass lawns, with trees like maples and oaks showing a 15-20% greater efficiency in capturing airborne particles (Ref-f896685). Furthermore, these findings highlight the importance of strategic green space design, where densely planted areas significantly enhance air filtration capabilities. Overall, the observed trends affirm the potential of urban green spaces as a viable approach to improving air quality, demonstrating their critical role in urban environmental management and public health promotion.</w:t>
       </w:r>
     </w:p>
     <w:sectPr>
